--- a/syllabi/mgt_205_fall_2026_malik.docx
+++ b/syllabi/mgt_205_fall_2026_malik.docx
@@ -647,7 +647,7 @@
                 <w:b w:val="0"/>
                 <w:sz w:val="21"/>
               </w:rPr>
-              <w:t>By appointment, online</w:t>
+              <w:t>Monday and Thursday, 12:20–1:20 P.M.</w:t>
             </w:r>
           </w:p>
         </w:tc>
